--- a/labAndPptFiles/labreportmultimedia.docx
+++ b/labAndPptFiles/labreportmultimedia.docx
@@ -91,52 +91,9 @@
       </w:pPr>
       <w:r>
         <w:rPr>
-          <w:b/>
-          <w:bCs/>
-          <w:sz w:val="36"/>
-        </w:rPr>
-      </w:r>
-    </w:p>
-    <w:p>
-      <w:pPr>
-        <w:pStyle w:val="Normal"/>
-        <w:bidi w:val="0"/>
-        <w:spacing w:lineRule="auto" w:line="276"/>
-        <w:jc w:val="start"/>
-        <w:rPr/>
-      </w:pPr>
-      <w:r>
-        <w:rPr>
-          <w:b/>
-          <w:bCs/>
-          <w:sz w:val="28"/>
-        </w:rPr>
-        <w:t>Theory</w:t>
-      </w:r>
-      <w:r>
-        <w:rPr>
-          <w:b/>
-          <w:bCs/>
-          <w:sz w:val="36"/>
-        </w:rPr>
-        <w:t xml:space="preserve">: </w:t>
-      </w:r>
-    </w:p>
-    <w:p>
-      <w:pPr>
-        <w:pStyle w:val="Normal"/>
-        <w:bidi w:val="0"/>
-        <w:spacing w:lineRule="auto" w:line="276"/>
-        <w:jc w:val="start"/>
-        <w:rPr/>
-      </w:pPr>
-      <w:r>
-        <w:rPr>
           <w:b w:val="false"/>
           <w:bCs w:val="false"/>
-          <w:sz w:val="28"/>
-        </w:rPr>
-        <w:t>A bouncing ball animation works by repeatedly updating the ball’s position inside a loop and drawing it again on the screen. When the ball hits the top or bottom edge, its direction is flipped so it appears to bounce. The speed and smoothness are controlled using a timer or small delay between each update. Libraries such as pygame make it easier to draw shapes and manage smooth, real-time animations.</w:t>
+        </w:rPr>
       </w:r>
     </w:p>
     <w:p>
@@ -145,14 +102,60 @@
         <w:bidi w:val="0"/>
         <w:spacing w:lineRule="auto" w:line="276"/>
         <w:jc w:val="start"/>
+        <w:rPr/>
+      </w:pPr>
+      <w:r>
+        <w:rPr>
+          <w:b/>
+          <w:bCs/>
+          <w:sz w:val="28"/>
+        </w:rPr>
+        <w:t>Theory</w:t>
+      </w:r>
+      <w:r>
+        <w:rPr>
+          <w:b/>
+          <w:bCs/>
+          <w:sz w:val="36"/>
+        </w:rPr>
+        <w:t xml:space="preserve">: </w:t>
+      </w:r>
+    </w:p>
+    <w:p>
+      <w:pPr>
+        <w:pStyle w:val="Normal"/>
+        <w:bidi w:val="0"/>
+        <w:spacing w:lineRule="auto" w:line="276"/>
+        <w:jc w:val="start"/>
+        <w:rPr/>
+      </w:pPr>
+      <w:r>
         <w:rPr>
           <w:b w:val="false"/>
           <w:bCs w:val="false"/>
           <w:sz w:val="28"/>
         </w:rPr>
-      </w:pPr>
-      <w:r>
-        <w:rPr/>
+        <w:t>A bouncing ball animation works by repeatedly updating the ball’s position inside a loop and drawing it again on the screen. When the ball hits the top or bottom edge, its direction is flipped so it appears to bounce. The speed and smoothness are controlled using a timer or small delay between each update. Libraries such as pygame make it easier to draw shapes and manage smooth, real-time animations.</w:t>
+      </w:r>
+    </w:p>
+    <w:p>
+      <w:pPr>
+        <w:pStyle w:val="Normal"/>
+        <w:bidi w:val="0"/>
+        <w:spacing w:lineRule="auto" w:line="276"/>
+        <w:jc w:val="start"/>
+        <w:rPr>
+          <w:b w:val="false"/>
+          <w:bCs w:val="false"/>
+          <w:sz w:val="28"/>
+        </w:rPr>
+      </w:pPr>
+      <w:r>
+        <w:rPr>
+          <w:b w:val="false"/>
+          <w:bCs w:val="false"/>
+          <w:sz w:val="28"/>
+        </w:rPr>
       </w:r>
     </w:p>
     <w:p>
@@ -179,7 +182,6 @@
           <w:numId w:val="1"/>
         </w:numPr>
         <w:tabs>
-          <w:tab w:val="clear" w:pos="709"/>
           <w:tab w:val="left" w:pos="709" w:leader="none"/>
         </w:tabs>
         <w:bidi w:val="0"/>
@@ -200,7 +202,6 @@
           <w:numId w:val="1"/>
         </w:numPr>
         <w:tabs>
-          <w:tab w:val="clear" w:pos="709"/>
           <w:tab w:val="left" w:pos="709" w:leader="none"/>
         </w:tabs>
         <w:bidi w:val="0"/>
@@ -221,7 +222,6 @@
           <w:numId w:val="1"/>
         </w:numPr>
         <w:tabs>
-          <w:tab w:val="clear" w:pos="709"/>
           <w:tab w:val="left" w:pos="709" w:leader="none"/>
         </w:tabs>
         <w:bidi w:val="0"/>
@@ -252,7 +252,6 @@
           <w:numId w:val="1"/>
         </w:numPr>
         <w:tabs>
-          <w:tab w:val="clear" w:pos="709"/>
           <w:tab w:val="left" w:pos="709" w:leader="none"/>
         </w:tabs>
         <w:bidi w:val="0"/>
@@ -273,7 +272,6 @@
           <w:numId w:val="1"/>
         </w:numPr>
         <w:tabs>
-          <w:tab w:val="clear" w:pos="709"/>
           <w:tab w:val="left" w:pos="709" w:leader="none"/>
         </w:tabs>
         <w:bidi w:val="0"/>
@@ -336,7 +334,6 @@
           <w:numId w:val="1"/>
         </w:numPr>
         <w:tabs>
-          <w:tab w:val="clear" w:pos="709"/>
           <w:tab w:val="left" w:pos="709" w:leader="none"/>
         </w:tabs>
         <w:bidi w:val="0"/>
@@ -357,7 +354,6 @@
           <w:numId w:val="1"/>
         </w:numPr>
         <w:tabs>
-          <w:tab w:val="clear" w:pos="709"/>
           <w:tab w:val="left" w:pos="709" w:leader="none"/>
         </w:tabs>
         <w:bidi w:val="0"/>
@@ -378,7 +374,6 @@
           <w:numId w:val="1"/>
         </w:numPr>
         <w:tabs>
-          <w:tab w:val="clear" w:pos="709"/>
           <w:tab w:val="left" w:pos="709" w:leader="none"/>
         </w:tabs>
         <w:bidi w:val="0"/>
@@ -441,7 +436,6 @@
           <w:numId w:val="1"/>
         </w:numPr>
         <w:tabs>
-          <w:tab w:val="clear" w:pos="709"/>
           <w:tab w:val="left" w:pos="709" w:leader="none"/>
         </w:tabs>
         <w:bidi w:val="0"/>
@@ -462,7 +456,6 @@
           <w:numId w:val="1"/>
         </w:numPr>
         <w:tabs>
-          <w:tab w:val="clear" w:pos="709"/>
           <w:tab w:val="left" w:pos="709" w:leader="none"/>
         </w:tabs>
         <w:bidi w:val="0"/>
@@ -488,24 +481,27 @@
         </w:rPr>
       </w:pPr>
       <w:r>
-        <w:rPr/>
-      </w:r>
-    </w:p>
-    <w:p>
-      <w:pPr>
-        <w:pStyle w:val="Normal"/>
-        <w:bidi w:val="0"/>
-        <w:jc w:val="start"/>
         <w:rPr>
           <w:b w:val="false"/>
           <w:bCs w:val="false"/>
-        </w:rPr>
-      </w:pPr>
-      <w:r>
-        <w:rPr>
-          <w:b/>
-          <w:bCs/>
-          <w:sz w:val="36"/>
+          <w:sz w:val="28"/>
+        </w:rPr>
+      </w:r>
+    </w:p>
+    <w:p>
+      <w:pPr>
+        <w:pStyle w:val="Normal"/>
+        <w:bidi w:val="0"/>
+        <w:jc w:val="start"/>
+        <w:rPr>
+          <w:b w:val="false"/>
+          <w:bCs w:val="false"/>
+        </w:rPr>
+      </w:pPr>
+      <w:r>
+        <w:rPr>
+          <w:b w:val="false"/>
+          <w:bCs w:val="false"/>
         </w:rPr>
       </w:r>
     </w:p>
@@ -634,6 +630,7 @@
       <w:pPr>
         <w:pStyle w:val="Normal"/>
         <w:bidi w:val="0"/>
+        <w:spacing w:before="0" w:after="0"/>
         <w:jc w:val="start"/>
         <w:rPr>
           <w:b/>
@@ -731,16 +728,49 @@
             </a:graphic>
           </wp:anchor>
         </w:drawing>
+      </w:r>
+    </w:p>
+    <w:p>
+      <w:pPr>
+        <w:pStyle w:val="Normal"/>
+        <w:bidi w:val="0"/>
+        <w:jc w:val="start"/>
+        <w:rPr>
+          <w:b/>
+          <w:bCs/>
+          <w:sz w:val="32"/>
+        </w:rPr>
+      </w:pPr>
+      <w:r>
+        <w:rPr>
+          <w:b/>
+          <w:bCs/>
+          <w:sz w:val="32"/>
+        </w:rPr>
+      </w:r>
+    </w:p>
+    <w:p>
+      <w:pPr>
+        <w:pStyle w:val="Normal"/>
+        <w:bidi w:val="0"/>
+        <w:jc w:val="start"/>
+        <w:rPr>
+          <w:b w:val="false"/>
+          <w:bCs w:val="false"/>
+          <w:sz w:val="32"/>
+        </w:rPr>
+      </w:pPr>
+      <w:r>
         <w:drawing>
           <wp:anchor behindDoc="0" distT="0" distB="0" distL="0" distR="0" simplePos="0" locked="0" layoutInCell="0" allowOverlap="1" relativeHeight="4">
             <wp:simplePos x="0" y="0"/>
             <wp:positionH relativeFrom="column">
-              <wp:posOffset>76200</wp:posOffset>
+              <wp:posOffset>861060</wp:posOffset>
             </wp:positionH>
             <wp:positionV relativeFrom="paragraph">
-              <wp:posOffset>3366135</wp:posOffset>
+              <wp:posOffset>2619375</wp:posOffset>
             </wp:positionV>
-            <wp:extent cx="6120130" cy="5201285"/>
+            <wp:extent cx="4352925" cy="3699510"/>
             <wp:effectExtent l="0" t="0" r="0" b="0"/>
             <wp:wrapSquare wrapText="largest"/>
             <wp:docPr id="3" name="Image3" descr="" title=""/>
@@ -765,7 +795,7 @@
                   <pic:spPr bwMode="auto">
                     <a:xfrm>
                       <a:off x="0" y="0"/>
-                      <a:ext cx="6120130" cy="5201285"/>
+                      <a:ext cx="4352925" cy="3699510"/>
                     </a:xfrm>
                     <a:prstGeom prst="rect">
                       <a:avLst/>
@@ -777,117 +807,201 @@
           </wp:anchor>
         </w:drawing>
       </w:r>
-    </w:p>
-    <w:p>
-      <w:pPr>
-        <w:pStyle w:val="Normal"/>
-        <w:bidi w:val="0"/>
-        <w:jc w:val="start"/>
-        <w:rPr>
-          <w:b/>
-          <w:bCs/>
-          <w:sz w:val="32"/>
-        </w:rPr>
-      </w:pPr>
-      <w:r>
-        <w:rPr>
-          <w:b/>
-          <w:bCs/>
-          <w:sz w:val="32"/>
-        </w:rPr>
-      </w:r>
-    </w:p>
-    <w:p>
-      <w:pPr>
-        <w:pStyle w:val="Normal"/>
-        <w:bidi w:val="0"/>
-        <w:jc w:val="start"/>
+      <w:r>
         <w:rPr>
           <w:b w:val="false"/>
           <w:bCs w:val="false"/>
           <w:sz w:val="32"/>
         </w:rPr>
-      </w:pPr>
-      <w:r>
+        <w:tab/>
+        <w:tab/>
+        <w:tab/>
+        <w:tab/>
+        <w:tab/>
+        <w:tab/>
+        <w:tab/>
+        <w:tab/>
+        <w:tab/>
+        <w:tab/>
+        <w:tab/>
+        <w:tab/>
+        <w:tab/>
+        <w:tab/>
+        <w:tab/>
+        <w:tab/>
+        <w:tab/>
+        <w:tab/>
+        <w:tab/>
+        <w:tab/>
+        <w:tab/>
+        <w:tab/>
+        <w:tab/>
+        <w:tab/>
+        <w:tab/>
+        <w:tab/>
+        <w:tab/>
+        <w:tab/>
+        <w:tab/>
+        <w:tab/>
+        <w:tab/>
+        <w:tab/>
+        <w:tab/>
+        <w:tab/>
+        <w:tab/>
+        <w:tab/>
+        <w:tab/>
+        <w:tab/>
+        <w:tab/>
+        <w:tab/>
+        <w:tab/>
+        <w:tab/>
+        <w:tab/>
+        <w:tab/>
+        <w:tab/>
+        <w:tab/>
+        <w:tab/>
+        <w:tab/>
+        <w:tab/>
+        <w:tab/>
+        <w:tab/>
+        <w:tab/>
+        <w:tab/>
+        <w:tab/>
+        <w:tab/>
+        <w:tab/>
+        <w:tab/>
+        <w:tab/>
+        <w:tab/>
+        <w:tab/>
+      </w:r>
+    </w:p>
+    <w:p>
+      <w:pPr>
+        <w:pStyle w:val="Normal"/>
+        <w:bidi w:val="0"/>
+        <w:spacing w:lineRule="auto" w:line="276"/>
+        <w:jc w:val="start"/>
+        <w:rPr>
+          <w:sz w:val="32"/>
+          <w:szCs w:val="24"/>
+        </w:rPr>
+      </w:pPr>
+      <w:r>
+        <w:rPr>
+          <w:b/>
+          <w:bCs/>
+          <w:sz w:val="32"/>
+          <w:szCs w:val="24"/>
+        </w:rPr>
+        <w:t>Conclusion</w:t>
+      </w:r>
+    </w:p>
+    <w:p>
+      <w:pPr>
+        <w:pStyle w:val="Normal"/>
+        <w:bidi w:val="0"/>
+        <w:spacing w:lineRule="auto" w:line="276"/>
+        <w:jc w:val="start"/>
         <w:rPr>
           <w:b w:val="false"/>
           <w:bCs w:val="false"/>
-          <w:sz w:val="32"/>
-        </w:rPr>
-      </w:r>
-      <w:r>
-        <w:br w:type="page"/>
-      </w:r>
-    </w:p>
-    <w:p>
-      <w:pPr>
-        <w:pStyle w:val="Normal"/>
-        <w:bidi w:val="0"/>
-        <w:jc w:val="start"/>
-        <w:rPr>
-          <w:b/>
-          <w:bCs/>
-          <w:sz w:val="32"/>
-        </w:rPr>
-      </w:pPr>
-      <w:r>
-        <w:rPr>
-          <w:b/>
-          <w:bCs/>
-          <w:sz w:val="32"/>
-        </w:rPr>
-        <w:t>2. Create a python program for Moving Car</w:t>
-      </w:r>
-    </w:p>
-    <w:p>
-      <w:pPr>
-        <w:pStyle w:val="Normal"/>
-        <w:bidi w:val="0"/>
-        <w:jc w:val="start"/>
-        <w:rPr>
-          <w:b/>
-          <w:bCs/>
-          <w:sz w:val="32"/>
-        </w:rPr>
-      </w:pPr>
-      <w:r>
-        <w:rPr>
-          <w:b/>
-          <w:bCs/>
-          <w:sz w:val="32"/>
-        </w:rPr>
-      </w:r>
-    </w:p>
-    <w:p>
-      <w:pPr>
-        <w:pStyle w:val="BodyText"/>
-        <w:bidi w:val="0"/>
-        <w:jc w:val="start"/>
-        <w:rPr>
-          <w:b/>
-          <w:bCs/>
-          <w:sz w:val="32"/>
-        </w:rPr>
-      </w:pPr>
-      <w:r>
-        <w:rPr>
-          <w:rStyle w:val="Strong"/>
-          <w:sz w:val="28"/>
-        </w:rPr>
-        <w:t>Objective:</w:t>
-      </w:r>
-      <w:r>
-        <w:rPr>
-          <w:b/>
-          <w:bCs/>
-          <w:sz w:val="32"/>
-        </w:rPr>
-        <w:br/>
-      </w:r>
+        </w:rPr>
+      </w:pPr>
       <w:r>
         <w:rPr>
           <w:b w:val="false"/>
           <w:bCs w:val="false"/>
+        </w:rPr>
+        <w:t xml:space="preserve">We have successfully programmed the Bouncing Ball Animation using </w:t>
+      </w:r>
+      <w:r>
+        <w:rPr>
+          <w:b/>
+          <w:bCs/>
+        </w:rPr>
+        <w:t xml:space="preserve">pygame. </w:t>
+      </w:r>
+      <w:r>
+        <w:rPr>
+          <w:b w:val="false"/>
+          <w:bCs w:val="false"/>
+        </w:rPr>
+        <w:t>Here is followed the proper algorithm and generate a clean animation of a Red Ball Bouncing up and down</w:t>
+      </w:r>
+      <w:r>
+        <w:br w:type="page"/>
+      </w:r>
+    </w:p>
+    <w:p>
+      <w:pPr>
+        <w:pStyle w:val="Normal"/>
+        <w:bidi w:val="0"/>
+        <w:spacing w:before="0" w:after="0"/>
+        <w:jc w:val="start"/>
+        <w:rPr>
+          <w:b/>
+          <w:bCs/>
+          <w:sz w:val="32"/>
+        </w:rPr>
+      </w:pPr>
+      <w:r>
+        <w:rPr>
+          <w:b/>
+          <w:bCs/>
+          <w:sz w:val="32"/>
+        </w:rPr>
+        <w:t>2. Create a python program for Moving Car</w:t>
+      </w:r>
+    </w:p>
+    <w:p>
+      <w:pPr>
+        <w:pStyle w:val="Normal"/>
+        <w:bidi w:val="0"/>
+        <w:jc w:val="start"/>
+        <w:rPr>
+          <w:b/>
+          <w:bCs/>
+          <w:sz w:val="32"/>
+        </w:rPr>
+      </w:pPr>
+      <w:r>
+        <w:rPr>
+          <w:b/>
+          <w:bCs/>
+          <w:sz w:val="32"/>
+        </w:rPr>
+      </w:r>
+    </w:p>
+    <w:p>
+      <w:pPr>
+        <w:pStyle w:val="BodyText"/>
+        <w:bidi w:val="0"/>
+        <w:jc w:val="start"/>
+        <w:rPr>
+          <w:b/>
+          <w:bCs/>
+          <w:sz w:val="32"/>
+        </w:rPr>
+      </w:pPr>
+      <w:r>
+        <w:rPr>
+          <w:rStyle w:val="Strong"/>
+          <w:sz w:val="28"/>
+        </w:rPr>
+        <w:t>Objective:</w:t>
+      </w:r>
+      <w:r>
+        <w:rPr>
+          <w:b/>
+          <w:bCs/>
+          <w:sz w:val="32"/>
+        </w:rPr>
+        <w:br/>
+      </w:r>
+      <w:r>
+        <w:rPr>
+          <w:b w:val="false"/>
+          <w:bCs w:val="false"/>
           <w:sz w:val="28"/>
         </w:rPr>
         <w:t>To create smooth motion across the screen using the pygame graphics library.</w:t>
@@ -955,7 +1069,6 @@
           <w:numId w:val="2"/>
         </w:numPr>
         <w:tabs>
-          <w:tab w:val="clear" w:pos="709"/>
           <w:tab w:val="left" w:pos="709" w:leader="none"/>
         </w:tabs>
         <w:bidi w:val="0"/>
@@ -1077,7 +1190,6 @@
           <w:numId w:val="2"/>
         </w:numPr>
         <w:tabs>
-          <w:tab w:val="clear" w:pos="709"/>
           <w:tab w:val="left" w:pos="709" w:leader="none"/>
         </w:tabs>
         <w:bidi w:val="0"/>
@@ -1167,7 +1279,6 @@
           <w:numId w:val="2"/>
         </w:numPr>
         <w:tabs>
-          <w:tab w:val="clear" w:pos="709"/>
           <w:tab w:val="left" w:pos="709" w:leader="none"/>
         </w:tabs>
         <w:bidi w:val="0"/>
@@ -1255,7 +1366,6 @@
           <w:numId w:val="2"/>
         </w:numPr>
         <w:tabs>
-          <w:tab w:val="clear" w:pos="709"/>
           <w:tab w:val="left" w:pos="709" w:leader="none"/>
         </w:tabs>
         <w:bidi w:val="0"/>
@@ -1323,7 +1433,6 @@
           <w:numId w:val="2"/>
         </w:numPr>
         <w:tabs>
-          <w:tab w:val="clear" w:pos="709"/>
           <w:tab w:val="left" w:pos="709" w:leader="none"/>
         </w:tabs>
         <w:bidi w:val="0"/>
@@ -1479,7 +1588,6 @@
           <w:numId w:val="2"/>
         </w:numPr>
         <w:tabs>
-          <w:tab w:val="clear" w:pos="709"/>
           <w:tab w:val="left" w:pos="709" w:leader="none"/>
         </w:tabs>
         <w:bidi w:val="0"/>
@@ -1564,7 +1672,10 @@
         </w:rPr>
       </w:pPr>
       <w:r>
-        <w:rPr/>
+        <w:rPr>
+          <w:sz w:val="28"/>
+          <w:szCs w:val="28"/>
+        </w:rPr>
       </w:r>
     </w:p>
     <w:p>
@@ -1580,7 +1691,10 @@
         </w:rPr>
       </w:pPr>
       <w:r>
-        <w:rPr/>
+        <w:rPr>
+          <w:sz w:val="28"/>
+          <w:szCs w:val="28"/>
+        </w:rPr>
       </w:r>
     </w:p>
     <w:p>
@@ -1657,7 +1771,568 @@
           <w:bCs/>
           <w:sz w:val="28"/>
         </w:rPr>
+      </w:r>
+    </w:p>
+    <w:p>
+      <w:pPr>
+        <w:pStyle w:val="BodyText"/>
+        <w:bidi w:val="0"/>
+        <w:jc w:val="start"/>
+        <w:rPr>
+          <w:b/>
+          <w:bCs/>
+          <w:sz w:val="28"/>
+        </w:rPr>
+      </w:pPr>
+      <w:r>
+        <w:rPr>
+          <w:b/>
+          <w:bCs/>
+          <w:sz w:val="28"/>
+        </w:rPr>
+      </w:r>
+    </w:p>
+    <w:p>
+      <w:pPr>
+        <w:pStyle w:val="BodyText"/>
+        <w:bidi w:val="0"/>
+        <w:jc w:val="start"/>
+        <w:rPr>
+          <w:b/>
+          <w:bCs/>
+          <w:sz w:val="28"/>
+        </w:rPr>
+      </w:pPr>
+      <w:r>
+        <w:rPr>
+          <w:b/>
+          <w:bCs/>
+          <w:sz w:val="28"/>
+        </w:rPr>
+      </w:r>
+    </w:p>
+    <w:p>
+      <w:pPr>
+        <w:pStyle w:val="BodyText"/>
+        <w:bidi w:val="0"/>
+        <w:jc w:val="start"/>
+        <w:rPr>
+          <w:b/>
+          <w:bCs/>
+          <w:sz w:val="28"/>
+        </w:rPr>
+      </w:pPr>
+      <w:r>
+        <w:rPr>
+          <w:b/>
+          <w:bCs/>
+          <w:sz w:val="28"/>
+        </w:rPr>
+        <w:tab/>
+      </w:r>
+    </w:p>
+    <w:p>
+      <w:pPr>
+        <w:pStyle w:val="BodyText"/>
+        <w:bidi w:val="0"/>
+        <w:jc w:val="start"/>
+        <w:rPr>
+          <w:b/>
+          <w:bCs/>
+          <w:sz w:val="28"/>
+        </w:rPr>
+      </w:pPr>
+      <w:r>
+        <w:rPr>
+          <w:b/>
+          <w:bCs/>
+          <w:sz w:val="28"/>
+        </w:rPr>
+      </w:r>
+    </w:p>
+    <w:p>
+      <w:pPr>
+        <w:pStyle w:val="BodyText"/>
+        <w:bidi w:val="0"/>
+        <w:jc w:val="start"/>
+        <w:rPr>
+          <w:b/>
+          <w:bCs/>
+          <w:sz w:val="28"/>
+        </w:rPr>
+      </w:pPr>
+      <w:r>
+        <w:rPr>
+          <w:b/>
+          <w:bCs/>
+          <w:sz w:val="28"/>
+        </w:rPr>
+      </w:r>
+    </w:p>
+    <w:p>
+      <w:pPr>
+        <w:pStyle w:val="BodyText"/>
+        <w:bidi w:val="0"/>
+        <w:jc w:val="start"/>
+        <w:rPr>
+          <w:b/>
+          <w:bCs/>
+          <w:sz w:val="28"/>
+        </w:rPr>
+      </w:pPr>
+      <w:r>
+        <w:rPr>
+          <w:b/>
+          <w:bCs/>
+          <w:sz w:val="28"/>
+        </w:rPr>
+      </w:r>
+    </w:p>
+    <w:p>
+      <w:pPr>
+        <w:pStyle w:val="BodyText"/>
+        <w:bidi w:val="0"/>
+        <w:jc w:val="start"/>
+        <w:rPr>
+          <w:b/>
+          <w:bCs/>
+          <w:sz w:val="28"/>
+        </w:rPr>
+      </w:pPr>
+      <w:r>
+        <w:rPr>
+          <w:b/>
+          <w:bCs/>
+          <w:sz w:val="28"/>
+        </w:rPr>
+      </w:r>
+    </w:p>
+    <w:p>
+      <w:pPr>
+        <w:pStyle w:val="BodyText"/>
+        <w:bidi w:val="0"/>
+        <w:jc w:val="start"/>
+        <w:rPr>
+          <w:b/>
+          <w:bCs/>
+          <w:sz w:val="28"/>
+        </w:rPr>
+      </w:pPr>
+      <w:r>
+        <w:rPr>
+          <w:b/>
+          <w:bCs/>
+          <w:sz w:val="28"/>
+        </w:rPr>
+      </w:r>
+    </w:p>
+    <w:p>
+      <w:pPr>
+        <w:pStyle w:val="BodyText"/>
+        <w:bidi w:val="0"/>
+        <w:jc w:val="start"/>
+        <w:rPr>
+          <w:b/>
+          <w:bCs/>
+          <w:sz w:val="28"/>
+        </w:rPr>
+      </w:pPr>
+      <w:r>
+        <w:rPr>
+          <w:b/>
+          <w:bCs/>
+          <w:sz w:val="28"/>
+        </w:rPr>
+        <w:tab/>
+      </w:r>
+    </w:p>
+    <w:p>
+      <w:pPr>
+        <w:pStyle w:val="BodyText"/>
+        <w:bidi w:val="0"/>
+        <w:jc w:val="start"/>
+        <w:rPr>
+          <w:b/>
+          <w:bCs/>
+          <w:sz w:val="28"/>
+        </w:rPr>
+      </w:pPr>
+      <w:r>
+        <w:rPr>
+          <w:b/>
+          <w:bCs/>
+          <w:sz w:val="28"/>
+        </w:rPr>
+      </w:r>
+    </w:p>
+    <w:p>
+      <w:pPr>
+        <w:pStyle w:val="BodyText"/>
+        <w:bidi w:val="0"/>
+        <w:jc w:val="start"/>
+        <w:rPr>
+          <w:b/>
+          <w:bCs/>
+          <w:sz w:val="28"/>
+        </w:rPr>
+      </w:pPr>
+      <w:r>
+        <w:rPr>
+          <w:b/>
+          <w:bCs/>
+          <w:sz w:val="28"/>
+        </w:rPr>
+      </w:r>
+    </w:p>
+    <w:p>
+      <w:pPr>
+        <w:pStyle w:val="BodyText"/>
+        <w:bidi w:val="0"/>
+        <w:jc w:val="start"/>
+        <w:rPr>
+          <w:b/>
+          <w:bCs/>
+          <w:sz w:val="28"/>
+        </w:rPr>
+      </w:pPr>
+      <w:r>
+        <w:rPr>
+          <w:b/>
+          <w:bCs/>
+          <w:sz w:val="28"/>
+        </w:rPr>
+      </w:r>
+    </w:p>
+    <w:p>
+      <w:pPr>
+        <w:pStyle w:val="BodyText"/>
+        <w:bidi w:val="0"/>
+        <w:jc w:val="start"/>
+        <w:rPr>
+          <w:b/>
+          <w:bCs/>
+          <w:sz w:val="28"/>
+        </w:rPr>
+      </w:pPr>
+      <w:r>
+        <w:rPr>
+          <w:b/>
+          <w:bCs/>
+          <w:sz w:val="28"/>
+        </w:rPr>
+      </w:r>
+    </w:p>
+    <w:p>
+      <w:pPr>
+        <w:pStyle w:val="BodyText"/>
+        <w:bidi w:val="0"/>
+        <w:jc w:val="start"/>
+        <w:rPr>
+          <w:b/>
+          <w:bCs/>
+          <w:sz w:val="28"/>
+        </w:rPr>
+      </w:pPr>
+      <w:r>
+        <w:rPr>
+          <w:b/>
+          <w:bCs/>
+          <w:sz w:val="28"/>
+        </w:rPr>
+      </w:r>
+    </w:p>
+    <w:p>
+      <w:pPr>
+        <w:pStyle w:val="BodyText"/>
+        <w:bidi w:val="0"/>
+        <w:jc w:val="start"/>
+        <w:rPr>
+          <w:b/>
+          <w:bCs/>
+          <w:sz w:val="28"/>
+        </w:rPr>
+      </w:pPr>
+      <w:r>
+        <w:rPr>
+          <w:b/>
+          <w:bCs/>
+          <w:sz w:val="28"/>
+        </w:rPr>
+      </w:r>
+    </w:p>
+    <w:p>
+      <w:pPr>
+        <w:pStyle w:val="BodyText"/>
+        <w:bidi w:val="0"/>
+        <w:jc w:val="start"/>
+        <w:rPr>
+          <w:b/>
+          <w:bCs/>
+          <w:sz w:val="28"/>
+        </w:rPr>
+      </w:pPr>
+      <w:r>
+        <w:rPr>
+          <w:b/>
+          <w:bCs/>
+          <w:sz w:val="28"/>
+        </w:rPr>
+      </w:r>
+    </w:p>
+    <w:p>
+      <w:pPr>
+        <w:pStyle w:val="BodyText"/>
+        <w:bidi w:val="0"/>
+        <w:jc w:val="start"/>
+        <w:rPr>
+          <w:b/>
+          <w:bCs/>
+          <w:sz w:val="28"/>
+        </w:rPr>
+      </w:pPr>
+      <w:r>
+        <w:rPr>
+          <w:b/>
+          <w:bCs/>
+          <w:sz w:val="28"/>
+        </w:rPr>
+      </w:r>
+    </w:p>
+    <w:p>
+      <w:pPr>
+        <w:pStyle w:val="BodyText"/>
+        <w:bidi w:val="0"/>
+        <w:jc w:val="start"/>
+        <w:rPr>
+          <w:b/>
+          <w:bCs/>
+          <w:sz w:val="28"/>
+        </w:rPr>
+      </w:pPr>
+      <w:r>
+        <w:rPr>
+          <w:b/>
+          <w:bCs/>
+          <w:sz w:val="28"/>
+        </w:rPr>
+      </w:r>
+    </w:p>
+    <w:p>
+      <w:pPr>
+        <w:pStyle w:val="BodyText"/>
+        <w:bidi w:val="0"/>
+        <w:jc w:val="start"/>
+        <w:rPr>
+          <w:b/>
+          <w:bCs/>
+          <w:sz w:val="28"/>
+        </w:rPr>
+      </w:pPr>
+      <w:r>
+        <w:rPr>
+          <w:b/>
+          <w:bCs/>
+          <w:sz w:val="28"/>
+        </w:rPr>
+      </w:r>
+    </w:p>
+    <w:p>
+      <w:pPr>
+        <w:pStyle w:val="BodyText"/>
+        <w:bidi w:val="0"/>
+        <w:jc w:val="start"/>
+        <w:rPr>
+          <w:b/>
+          <w:bCs/>
+          <w:sz w:val="28"/>
+        </w:rPr>
+      </w:pPr>
+      <w:r>
+        <w:rPr>
+          <w:b/>
+          <w:bCs/>
+          <w:sz w:val="28"/>
+        </w:rPr>
+      </w:r>
+    </w:p>
+    <w:p>
+      <w:pPr>
+        <w:pStyle w:val="BodyText"/>
+        <w:bidi w:val="0"/>
+        <w:jc w:val="start"/>
+        <w:rPr>
+          <w:b/>
+          <w:bCs/>
+          <w:sz w:val="28"/>
+        </w:rPr>
+      </w:pPr>
+      <w:r>
+        <w:rPr>
+          <w:b/>
+          <w:bCs/>
+          <w:sz w:val="28"/>
+        </w:rPr>
+      </w:r>
+    </w:p>
+    <w:p>
+      <w:pPr>
+        <w:pStyle w:val="BodyText"/>
+        <w:bidi w:val="0"/>
+        <w:jc w:val="start"/>
+        <w:rPr>
+          <w:b/>
+          <w:bCs/>
+          <w:sz w:val="28"/>
+        </w:rPr>
+      </w:pPr>
+      <w:r>
+        <w:rPr>
+          <w:b/>
+          <w:bCs/>
+          <w:sz w:val="28"/>
+        </w:rPr>
+      </w:r>
+    </w:p>
+    <w:p>
+      <w:pPr>
+        <w:pStyle w:val="BodyText"/>
+        <w:bidi w:val="0"/>
+        <w:jc w:val="start"/>
+        <w:rPr>
+          <w:b/>
+          <w:bCs/>
+          <w:sz w:val="28"/>
+        </w:rPr>
+      </w:pPr>
+      <w:r>
+        <w:rPr>
+          <w:b/>
+          <w:bCs/>
+          <w:sz w:val="28"/>
+        </w:rPr>
+      </w:r>
+    </w:p>
+    <w:p>
+      <w:pPr>
+        <w:pStyle w:val="BodyText"/>
+        <w:bidi w:val="0"/>
+        <w:jc w:val="start"/>
+        <w:rPr>
+          <w:b/>
+          <w:bCs/>
+          <w:sz w:val="28"/>
+        </w:rPr>
+      </w:pPr>
+      <w:r>
+        <w:rPr>
+          <w:b/>
+          <w:bCs/>
+          <w:sz w:val="28"/>
+        </w:rPr>
+      </w:r>
+    </w:p>
+    <w:p>
+      <w:pPr>
+        <w:pStyle w:val="BodyText"/>
+        <w:bidi w:val="0"/>
+        <w:jc w:val="start"/>
+        <w:rPr>
+          <w:b/>
+          <w:bCs/>
+          <w:sz w:val="28"/>
+        </w:rPr>
+      </w:pPr>
+      <w:r>
+        <w:rPr>
+          <w:b/>
+          <w:bCs/>
+          <w:sz w:val="28"/>
+        </w:rPr>
+      </w:r>
+    </w:p>
+    <w:p>
+      <w:pPr>
+        <w:pStyle w:val="BodyText"/>
+        <w:bidi w:val="0"/>
+        <w:jc w:val="start"/>
+        <w:rPr>
+          <w:b/>
+          <w:bCs/>
+          <w:sz w:val="28"/>
+        </w:rPr>
+      </w:pPr>
+      <w:r>
+        <w:rPr>
+          <w:b/>
+          <w:bCs/>
+          <w:sz w:val="28"/>
+        </w:rPr>
+      </w:r>
+    </w:p>
+    <w:p>
+      <w:pPr>
+        <w:pStyle w:val="BodyText"/>
+        <w:bidi w:val="0"/>
+        <w:jc w:val="start"/>
+        <w:rPr>
+          <w:b/>
+          <w:bCs/>
+          <w:sz w:val="28"/>
+        </w:rPr>
+      </w:pPr>
+      <w:r>
+        <w:rPr>
+          <w:b/>
+          <w:bCs/>
+          <w:sz w:val="28"/>
+        </w:rPr>
+      </w:r>
+    </w:p>
+    <w:p>
+      <w:pPr>
+        <w:pStyle w:val="BodyText"/>
+        <w:bidi w:val="0"/>
+        <w:jc w:val="start"/>
+        <w:rPr>
+          <w:b/>
+          <w:bCs/>
+          <w:sz w:val="28"/>
+        </w:rPr>
+      </w:pPr>
+      <w:r>
+        <w:rPr>
+          <w:b/>
+          <w:bCs/>
+          <w:sz w:val="28"/>
+        </w:rPr>
+        <w:t xml:space="preserve"> </w:t>
+      </w:r>
+      <w:r>
+        <w:rPr>
+          <w:b/>
+          <w:bCs/>
+          <w:sz w:val="28"/>
+        </w:rPr>
         <w:t>Output:</w:t>
+      </w:r>
+    </w:p>
+    <w:p>
+      <w:pPr>
+        <w:pStyle w:val="BodyText"/>
+        <w:bidi w:val="0"/>
+        <w:jc w:val="start"/>
+        <w:rPr>
+          <w:b/>
+          <w:bCs/>
+          <w:sz w:val="28"/>
+        </w:rPr>
+      </w:pPr>
+      <w:r>
+        <w:rPr>
+          <w:b/>
+          <w:bCs/>
+          <w:sz w:val="28"/>
+        </w:rPr>
       </w:r>
     </w:p>
     <w:p>
@@ -1742,15 +2417,40 @@
           <w:bCs/>
           <w:sz w:val="32"/>
         </w:rPr>
+        <w:br/>
+      </w:r>
+      <w:r>
+        <w:br w:type="page"/>
+      </w:r>
+    </w:p>
+    <w:p>
+      <w:pPr>
+        <w:pStyle w:val="Heading2"/>
+        <w:bidi w:val="0"/>
+        <w:spacing w:before="0" w:after="140"/>
+        <w:jc w:val="start"/>
+        <w:rPr>
+          <w:b/>
+          <w:bCs/>
+          <w:sz w:val="32"/>
+        </w:rPr>
+      </w:pPr>
+      <w:r>
+        <w:rPr>
+          <w:b/>
+          <w:bCs/>
+          <w:sz w:val="32"/>
+        </w:rPr>
       </w:r>
     </w:p>
     <w:sectPr>
       <w:type w:val="nextPage"/>
       <w:pgSz w:w="11906" w:h="16838"/>
-      <w:pgMar w:left="1134" w:right="1134" w:gutter="0" w:header="0" w:top="1134" w:footer="0" w:bottom="1134"/>
+      <w:pgMar w:left="1163" w:right="1163" w:gutter="0" w:header="0" w:top="1163" w:footer="0" w:bottom="1163"/>
       <w:pgNumType w:fmt="decimal"/>
       <w:formProt w:val="false"/>
       <w:textDirection w:val="lrTb"/>
+      <w:docGrid w:type="default" w:linePitch="100" w:charSpace="0"/>
     </w:sectPr>
   </w:body>
 </w:document>
@@ -2044,7 +2744,6 @@
     </w:lvl>
     <w:lvl w:ilvl="1">
       <w:start w:val="1"/>
-      <w:pStyle w:val="Heading2"/>
       <w:numFmt w:val="none"/>
       <w:suff w:val="nothing"/>
       <w:lvlText w:val=""/>
@@ -2174,7 +2873,6 @@
     </w:rPrDefault>
     <w:pPrDefault>
       <w:pPr>
-        <w:widowControl/>
         <w:suppressAutoHyphens w:val="true"/>
       </w:pPr>
     </w:pPrDefault>
@@ -2184,7 +2882,10 @@
     <w:qFormat/>
     <w:pPr>
       <w:widowControl/>
+      <w:suppressAutoHyphens w:val="true"/>
       <w:bidi w:val="0"/>
+      <w:spacing w:before="0" w:after="0"/>
+      <w:jc w:val="start"/>
     </w:pPr>
     <w:rPr>
       <w:rFonts w:ascii="Liberation Serif" w:hAnsi="Liberation Serif" w:eastAsia="Noto Serif CJK SC" w:cs="FreeSans"/>
@@ -2210,6 +2911,23 @@
       <w:bCs/>
       <w:sz w:val="36"/>
       <w:szCs w:val="36"/>
+    </w:rPr>
+  </w:style>
+  <w:style w:type="paragraph" w:styleId="Heading3">
+    <w:name w:val="Heading 3"/>
+    <w:basedOn w:val="Heading"/>
+    <w:next w:val="BodyText"/>
+    <w:qFormat/>
+    <w:pPr>
+      <w:spacing w:before="140" w:after="120"/>
+      <w:outlineLvl w:val="2"/>
+    </w:pPr>
+    <w:rPr>
+      <w:rFonts w:ascii="Liberation Serif" w:hAnsi="Liberation Serif" w:eastAsia="Noto Serif CJK SC" w:cs="FreeSans"/>
+      <w:b/>
+      <w:bCs/>
+      <w:sz w:val="28"/>
+      <w:szCs w:val="28"/>
     </w:rPr>
   </w:style>
   <w:style w:type="character" w:styleId="Strong">
